--- a/table3.docx
+++ b/table3.docx
@@ -678,127 +678,127 @@
                 <w:rFonts w:ascii="Calibri" w:hAnsi="Calibri"/>
                 <w:sz w:val="20"/>
               </w:rPr>
-              <w:t xml:space="default">31,028.00/155,138.00 (20.00%) (19.80%, 20.20%)</w:t>
-            </w:r>
-          </w:p>
-        </w:tc>
-        <w:tc>
-          <w:tcPr>
-            <w:tcBorders>
-              <w:top w:val="single" w:space="0" w:color="D3D3D3"/>
-              <w:bottom w:val="single" w:space="0" w:color="D3D3D3"/>
-              <w:start w:val="single" w:space="0" w:color="D3D3D3"/>
-              <w:end w:val="single" w:space="0" w:color="D3D3D3"/>
-            </w:tcBorders>
-          </w:tcPr>
-          <w:p>
-            <w:pPr>
-              <w:spacing w:before="0" w:after="60"/>
-              <w:keepNext/>
-              <w:jc w:val="center"/>
-            </w:pPr>
-            <w:r>
-              <w:rPr>
-                <w:rFonts w:ascii="Calibri" w:hAnsi="Calibri"/>
-                <w:sz w:val="20"/>
-              </w:rPr>
-              <w:t xml:space="default">12,888.00/120,381.00 (10.71%) (10.53%, 10.88%)</w:t>
-            </w:r>
-          </w:p>
-        </w:tc>
-        <w:tc>
-          <w:tcPr>
-            <w:tcBorders>
-              <w:top w:val="single" w:space="0" w:color="D3D3D3"/>
-              <w:bottom w:val="single" w:space="0" w:color="D3D3D3"/>
-              <w:start w:val="single" w:space="0" w:color="D3D3D3"/>
-              <w:end w:val="single" w:space="0" w:color="D3D3D3"/>
-            </w:tcBorders>
-          </w:tcPr>
-          <w:p>
-            <w:pPr>
-              <w:spacing w:before="0" w:after="60"/>
-              <w:keepNext/>
-              <w:jc w:val="center"/>
-            </w:pPr>
-            <w:r>
-              <w:rPr>
-                <w:rFonts w:ascii="Calibri" w:hAnsi="Calibri"/>
-                <w:sz w:val="20"/>
-              </w:rPr>
-              <w:t xml:space="default">647,441.00/2,799,460.00 (23.13%) (23.08%, 23.18%)</w:t>
-            </w:r>
-          </w:p>
-        </w:tc>
-        <w:tc>
-          <w:tcPr>
-            <w:tcBorders>
-              <w:top w:val="single" w:space="0" w:color="D3D3D3"/>
-              <w:bottom w:val="single" w:space="0" w:color="D3D3D3"/>
-              <w:start w:val="single" w:space="0" w:color="D3D3D3"/>
-              <w:end w:val="single" w:space="0" w:color="D3D3D3"/>
-            </w:tcBorders>
-          </w:tcPr>
-          <w:p>
-            <w:pPr>
-              <w:spacing w:before="0" w:after="60"/>
-              <w:keepNext/>
-              <w:jc w:val="center"/>
-            </w:pPr>
-            <w:r>
-              <w:rPr>
-                <w:rFonts w:ascii="Calibri" w:hAnsi="Calibri"/>
-                <w:sz w:val="20"/>
-              </w:rPr>
-              <w:t xml:space="default">216,950.00/2,337,936.00 (9.28%) (9.242%, 9.317%)</w:t>
-            </w:r>
-          </w:p>
-        </w:tc>
-        <w:tc>
-          <w:tcPr>
-            <w:tcBorders>
-              <w:top w:val="single" w:space="0" w:color="D3D3D3"/>
-              <w:bottom w:val="single" w:space="0" w:color="D3D3D3"/>
-              <w:start w:val="single" w:space="0" w:color="D3D3D3"/>
-              <w:end w:val="single" w:space="0" w:color="D3D3D3"/>
-            </w:tcBorders>
-          </w:tcPr>
-          <w:p>
-            <w:pPr>
-              <w:spacing w:before="0" w:after="60"/>
-              <w:keepNext/>
-              <w:jc w:val="center"/>
-            </w:pPr>
-            <w:r>
-              <w:rPr>
-                <w:rFonts w:ascii="Calibri" w:hAnsi="Calibri"/>
-                <w:sz w:val="20"/>
-              </w:rPr>
-              <w:t xml:space="default">140,217.00/402,795.00 (34.81%) (34.66%, 34.96%)</w:t>
-            </w:r>
-          </w:p>
-        </w:tc>
-        <w:tc>
-          <w:tcPr>
-            <w:tcBorders>
-              <w:top w:val="single" w:space="0" w:color="D3D3D3"/>
-              <w:bottom w:val="single" w:space="0" w:color="D3D3D3"/>
-              <w:start w:val="single" w:space="0" w:color="D3D3D3"/>
-              <w:end w:val="single" w:space="0" w:color="D3D3D3"/>
-            </w:tcBorders>
-          </w:tcPr>
-          <w:p>
-            <w:pPr>
-              <w:spacing w:before="0" w:after="60"/>
-              <w:keepNext/>
-              <w:jc w:val="center"/>
-            </w:pPr>
-            <w:r>
-              <w:rPr>
-                <w:rFonts w:ascii="Calibri" w:hAnsi="Calibri"/>
-                <w:sz w:val="20"/>
-              </w:rPr>
-              <w:t xml:space="default">58,343.00/376,944.00 (15.48%) (15.36%, 15.59%)</w:t>
+              <w:t xml:space="default">31,028 (20.00%) (19.80%, 20.20%)</w:t>
+            </w:r>
+          </w:p>
+        </w:tc>
+        <w:tc>
+          <w:tcPr>
+            <w:tcBorders>
+              <w:top w:val="single" w:space="0" w:color="D3D3D3"/>
+              <w:bottom w:val="single" w:space="0" w:color="D3D3D3"/>
+              <w:start w:val="single" w:space="0" w:color="D3D3D3"/>
+              <w:end w:val="single" w:space="0" w:color="D3D3D3"/>
+            </w:tcBorders>
+          </w:tcPr>
+          <w:p>
+            <w:pPr>
+              <w:spacing w:before="0" w:after="60"/>
+              <w:keepNext/>
+              <w:jc w:val="center"/>
+            </w:pPr>
+            <w:r>
+              <w:rPr>
+                <w:rFonts w:ascii="Calibri" w:hAnsi="Calibri"/>
+                <w:sz w:val="20"/>
+              </w:rPr>
+              <w:t xml:space="default">12,888 (10.71%) (10.53%, 10.88%)</w:t>
+            </w:r>
+          </w:p>
+        </w:tc>
+        <w:tc>
+          <w:tcPr>
+            <w:tcBorders>
+              <w:top w:val="single" w:space="0" w:color="D3D3D3"/>
+              <w:bottom w:val="single" w:space="0" w:color="D3D3D3"/>
+              <w:start w:val="single" w:space="0" w:color="D3D3D3"/>
+              <w:end w:val="single" w:space="0" w:color="D3D3D3"/>
+            </w:tcBorders>
+          </w:tcPr>
+          <w:p>
+            <w:pPr>
+              <w:spacing w:before="0" w:after="60"/>
+              <w:keepNext/>
+              <w:jc w:val="center"/>
+            </w:pPr>
+            <w:r>
+              <w:rPr>
+                <w:rFonts w:ascii="Calibri" w:hAnsi="Calibri"/>
+                <w:sz w:val="20"/>
+              </w:rPr>
+              <w:t xml:space="default">647,441 (23.13%) (23.08%, 23.18%)</w:t>
+            </w:r>
+          </w:p>
+        </w:tc>
+        <w:tc>
+          <w:tcPr>
+            <w:tcBorders>
+              <w:top w:val="single" w:space="0" w:color="D3D3D3"/>
+              <w:bottom w:val="single" w:space="0" w:color="D3D3D3"/>
+              <w:start w:val="single" w:space="0" w:color="D3D3D3"/>
+              <w:end w:val="single" w:space="0" w:color="D3D3D3"/>
+            </w:tcBorders>
+          </w:tcPr>
+          <w:p>
+            <w:pPr>
+              <w:spacing w:before="0" w:after="60"/>
+              <w:keepNext/>
+              <w:jc w:val="center"/>
+            </w:pPr>
+            <w:r>
+              <w:rPr>
+                <w:rFonts w:ascii="Calibri" w:hAnsi="Calibri"/>
+                <w:sz w:val="20"/>
+              </w:rPr>
+              <w:t xml:space="default">216,950 (9.28%) (9.242%, 9.317%)</w:t>
+            </w:r>
+          </w:p>
+        </w:tc>
+        <w:tc>
+          <w:tcPr>
+            <w:tcBorders>
+              <w:top w:val="single" w:space="0" w:color="D3D3D3"/>
+              <w:bottom w:val="single" w:space="0" w:color="D3D3D3"/>
+              <w:start w:val="single" w:space="0" w:color="D3D3D3"/>
+              <w:end w:val="single" w:space="0" w:color="D3D3D3"/>
+            </w:tcBorders>
+          </w:tcPr>
+          <w:p>
+            <w:pPr>
+              <w:spacing w:before="0" w:after="60"/>
+              <w:keepNext/>
+              <w:jc w:val="center"/>
+            </w:pPr>
+            <w:r>
+              <w:rPr>
+                <w:rFonts w:ascii="Calibri" w:hAnsi="Calibri"/>
+                <w:sz w:val="20"/>
+              </w:rPr>
+              <w:t xml:space="default">140,217 (34.81%) (34.66%, 34.96%)</w:t>
+            </w:r>
+          </w:p>
+        </w:tc>
+        <w:tc>
+          <w:tcPr>
+            <w:tcBorders>
+              <w:top w:val="single" w:space="0" w:color="D3D3D3"/>
+              <w:bottom w:val="single" w:space="0" w:color="D3D3D3"/>
+              <w:start w:val="single" w:space="0" w:color="D3D3D3"/>
+              <w:end w:val="single" w:space="0" w:color="D3D3D3"/>
+            </w:tcBorders>
+          </w:tcPr>
+          <w:p>
+            <w:pPr>
+              <w:spacing w:before="0" w:after="60"/>
+              <w:keepNext/>
+              <w:jc w:val="center"/>
+            </w:pPr>
+            <w:r>
+              <w:rPr>
+                <w:rFonts w:ascii="Calibri" w:hAnsi="Calibri"/>
+                <w:sz w:val="20"/>
+              </w:rPr>
+              <w:t xml:space="default">58,343 (15.48%) (15.36%, 15.59%)</w:t>
             </w:r>
           </w:p>
         </w:tc>
@@ -851,127 +851,127 @@
                 <w:rFonts w:ascii="Calibri" w:hAnsi="Calibri"/>
                 <w:sz w:val="20"/>
               </w:rPr>
-              <w:t xml:space="default">18,484.00/155,138.00 (11.91%) (11.75%, 12.08%)</w:t>
-            </w:r>
-          </w:p>
-        </w:tc>
-        <w:tc>
-          <w:tcPr>
-            <w:tcBorders>
-              <w:top w:val="single" w:space="0" w:color="D3D3D3"/>
-              <w:bottom w:val="single" w:space="0" w:color="D3D3D3"/>
-              <w:start w:val="single" w:space="0" w:color="D3D3D3"/>
-              <w:end w:val="single" w:space="0" w:color="D3D3D3"/>
-            </w:tcBorders>
-          </w:tcPr>
-          <w:p>
-            <w:pPr>
-              <w:spacing w:before="0" w:after="60"/>
-              <w:keepNext/>
-              <w:jc w:val="center"/>
-            </w:pPr>
-            <w:r>
-              <w:rPr>
-                <w:rFonts w:ascii="Calibri" w:hAnsi="Calibri"/>
-                <w:sz w:val="20"/>
-              </w:rPr>
-              <w:t xml:space="default">11,951.00/120,381.00 (9.93%) (9.760%, 10.10%)</w:t>
-            </w:r>
-          </w:p>
-        </w:tc>
-        <w:tc>
-          <w:tcPr>
-            <w:tcBorders>
-              <w:top w:val="single" w:space="0" w:color="D3D3D3"/>
-              <w:bottom w:val="single" w:space="0" w:color="D3D3D3"/>
-              <w:start w:val="single" w:space="0" w:color="D3D3D3"/>
-              <w:end w:val="single" w:space="0" w:color="D3D3D3"/>
-            </w:tcBorders>
-          </w:tcPr>
-          <w:p>
-            <w:pPr>
-              <w:spacing w:before="0" w:after="60"/>
-              <w:keepNext/>
-              <w:jc w:val="center"/>
-            </w:pPr>
-            <w:r>
-              <w:rPr>
-                <w:rFonts w:ascii="Calibri" w:hAnsi="Calibri"/>
-                <w:sz w:val="20"/>
-              </w:rPr>
-              <w:t xml:space="default">327,568.00/2,799,460.00 (11.70%) (11.66%, 11.74%)</w:t>
-            </w:r>
-          </w:p>
-        </w:tc>
-        <w:tc>
-          <w:tcPr>
-            <w:tcBorders>
-              <w:top w:val="single" w:space="0" w:color="D3D3D3"/>
-              <w:bottom w:val="single" w:space="0" w:color="D3D3D3"/>
-              <w:start w:val="single" w:space="0" w:color="D3D3D3"/>
-              <w:end w:val="single" w:space="0" w:color="D3D3D3"/>
-            </w:tcBorders>
-          </w:tcPr>
-          <w:p>
-            <w:pPr>
-              <w:spacing w:before="0" w:after="60"/>
-              <w:keepNext/>
-              <w:jc w:val="center"/>
-            </w:pPr>
-            <w:r>
-              <w:rPr>
-                <w:rFonts w:ascii="Calibri" w:hAnsi="Calibri"/>
-                <w:sz w:val="20"/>
-              </w:rPr>
-              <w:t xml:space="default">208,063.00/2,337,936.00 (8.90%) (8.863%, 8.936%)</w:t>
-            </w:r>
-          </w:p>
-        </w:tc>
-        <w:tc>
-          <w:tcPr>
-            <w:tcBorders>
-              <w:top w:val="single" w:space="0" w:color="D3D3D3"/>
-              <w:bottom w:val="single" w:space="0" w:color="D3D3D3"/>
-              <w:start w:val="single" w:space="0" w:color="D3D3D3"/>
-              <w:end w:val="single" w:space="0" w:color="D3D3D3"/>
-            </w:tcBorders>
-          </w:tcPr>
-          <w:p>
-            <w:pPr>
-              <w:spacing w:before="0" w:after="60"/>
-              <w:keepNext/>
-              <w:jc w:val="center"/>
-            </w:pPr>
-            <w:r>
-              <w:rPr>
-                <w:rFonts w:ascii="Calibri" w:hAnsi="Calibri"/>
-                <w:sz w:val="20"/>
-              </w:rPr>
-              <w:t xml:space="default">47,412.00/402,795.00 (11.77%) (11.67%, 11.87%)</w:t>
-            </w:r>
-          </w:p>
-        </w:tc>
-        <w:tc>
-          <w:tcPr>
-            <w:tcBorders>
-              <w:top w:val="single" w:space="0" w:color="D3D3D3"/>
-              <w:bottom w:val="single" w:space="0" w:color="D3D3D3"/>
-              <w:start w:val="single" w:space="0" w:color="D3D3D3"/>
-              <w:end w:val="single" w:space="0" w:color="D3D3D3"/>
-            </w:tcBorders>
-          </w:tcPr>
-          <w:p>
-            <w:pPr>
-              <w:spacing w:before="0" w:after="60"/>
-              <w:keepNext/>
-              <w:jc w:val="center"/>
-            </w:pPr>
-            <w:r>
-              <w:rPr>
-                <w:rFonts w:ascii="Calibri" w:hAnsi="Calibri"/>
-                <w:sz w:val="20"/>
-              </w:rPr>
-              <w:t xml:space="default">40,495.00/376,944.00 (10.74%) (10.64%, 10.84%)</w:t>
+              <w:t xml:space="default">18,484 (11.91%) (11.75%, 12.08%)</w:t>
+            </w:r>
+          </w:p>
+        </w:tc>
+        <w:tc>
+          <w:tcPr>
+            <w:tcBorders>
+              <w:top w:val="single" w:space="0" w:color="D3D3D3"/>
+              <w:bottom w:val="single" w:space="0" w:color="D3D3D3"/>
+              <w:start w:val="single" w:space="0" w:color="D3D3D3"/>
+              <w:end w:val="single" w:space="0" w:color="D3D3D3"/>
+            </w:tcBorders>
+          </w:tcPr>
+          <w:p>
+            <w:pPr>
+              <w:spacing w:before="0" w:after="60"/>
+              <w:keepNext/>
+              <w:jc w:val="center"/>
+            </w:pPr>
+            <w:r>
+              <w:rPr>
+                <w:rFonts w:ascii="Calibri" w:hAnsi="Calibri"/>
+                <w:sz w:val="20"/>
+              </w:rPr>
+              <w:t xml:space="default">11,951 (9.93%) (9.760%, 10.10%)</w:t>
+            </w:r>
+          </w:p>
+        </w:tc>
+        <w:tc>
+          <w:tcPr>
+            <w:tcBorders>
+              <w:top w:val="single" w:space="0" w:color="D3D3D3"/>
+              <w:bottom w:val="single" w:space="0" w:color="D3D3D3"/>
+              <w:start w:val="single" w:space="0" w:color="D3D3D3"/>
+              <w:end w:val="single" w:space="0" w:color="D3D3D3"/>
+            </w:tcBorders>
+          </w:tcPr>
+          <w:p>
+            <w:pPr>
+              <w:spacing w:before="0" w:after="60"/>
+              <w:keepNext/>
+              <w:jc w:val="center"/>
+            </w:pPr>
+            <w:r>
+              <w:rPr>
+                <w:rFonts w:ascii="Calibri" w:hAnsi="Calibri"/>
+                <w:sz w:val="20"/>
+              </w:rPr>
+              <w:t xml:space="default">327,568 (11.70%) (11.66%, 11.74%)</w:t>
+            </w:r>
+          </w:p>
+        </w:tc>
+        <w:tc>
+          <w:tcPr>
+            <w:tcBorders>
+              <w:top w:val="single" w:space="0" w:color="D3D3D3"/>
+              <w:bottom w:val="single" w:space="0" w:color="D3D3D3"/>
+              <w:start w:val="single" w:space="0" w:color="D3D3D3"/>
+              <w:end w:val="single" w:space="0" w:color="D3D3D3"/>
+            </w:tcBorders>
+          </w:tcPr>
+          <w:p>
+            <w:pPr>
+              <w:spacing w:before="0" w:after="60"/>
+              <w:keepNext/>
+              <w:jc w:val="center"/>
+            </w:pPr>
+            <w:r>
+              <w:rPr>
+                <w:rFonts w:ascii="Calibri" w:hAnsi="Calibri"/>
+                <w:sz w:val="20"/>
+              </w:rPr>
+              <w:t xml:space="default">208,063 (8.90%) (8.863%, 8.936%)</w:t>
+            </w:r>
+          </w:p>
+        </w:tc>
+        <w:tc>
+          <w:tcPr>
+            <w:tcBorders>
+              <w:top w:val="single" w:space="0" w:color="D3D3D3"/>
+              <w:bottom w:val="single" w:space="0" w:color="D3D3D3"/>
+              <w:start w:val="single" w:space="0" w:color="D3D3D3"/>
+              <w:end w:val="single" w:space="0" w:color="D3D3D3"/>
+            </w:tcBorders>
+          </w:tcPr>
+          <w:p>
+            <w:pPr>
+              <w:spacing w:before="0" w:after="60"/>
+              <w:keepNext/>
+              <w:jc w:val="center"/>
+            </w:pPr>
+            <w:r>
+              <w:rPr>
+                <w:rFonts w:ascii="Calibri" w:hAnsi="Calibri"/>
+                <w:sz w:val="20"/>
+              </w:rPr>
+              <w:t xml:space="default">47,412 (11.77%) (11.67%, 11.87%)</w:t>
+            </w:r>
+          </w:p>
+        </w:tc>
+        <w:tc>
+          <w:tcPr>
+            <w:tcBorders>
+              <w:top w:val="single" w:space="0" w:color="D3D3D3"/>
+              <w:bottom w:val="single" w:space="0" w:color="D3D3D3"/>
+              <w:start w:val="single" w:space="0" w:color="D3D3D3"/>
+              <w:end w:val="single" w:space="0" w:color="D3D3D3"/>
+            </w:tcBorders>
+          </w:tcPr>
+          <w:p>
+            <w:pPr>
+              <w:spacing w:before="0" w:after="60"/>
+              <w:keepNext/>
+              <w:jc w:val="center"/>
+            </w:pPr>
+            <w:r>
+              <w:rPr>
+                <w:rFonts w:ascii="Calibri" w:hAnsi="Calibri"/>
+                <w:sz w:val="20"/>
+              </w:rPr>
+              <w:t xml:space="default">40,495 (10.74%) (10.64%, 10.84%)</w:t>
             </w:r>
           </w:p>
         </w:tc>
@@ -1024,127 +1024,127 @@
                 <w:rFonts w:ascii="Calibri" w:hAnsi="Calibri"/>
                 <w:sz w:val="20"/>
               </w:rPr>
-              <w:t xml:space="default">55,305.00/155,138.00 (35.65%) (35.41%, 35.89%)</w:t>
-            </w:r>
-          </w:p>
-        </w:tc>
-        <w:tc>
-          <w:tcPr>
-            <w:tcBorders>
-              <w:top w:val="single" w:space="0" w:color="D3D3D3"/>
-              <w:bottom w:val="single" w:space="0" w:color="D3D3D3"/>
-              <w:start w:val="single" w:space="0" w:color="D3D3D3"/>
-              <w:end w:val="single" w:space="0" w:color="D3D3D3"/>
-            </w:tcBorders>
-          </w:tcPr>
-          <w:p>
-            <w:pPr>
-              <w:spacing w:before="0" w:after="60"/>
-              <w:keepNext/>
-              <w:jc w:val="center"/>
-            </w:pPr>
-            <w:r>
-              <w:rPr>
-                <w:rFonts w:ascii="Calibri" w:hAnsi="Calibri"/>
-                <w:sz w:val="20"/>
-              </w:rPr>
-              <w:t xml:space="default">40,754.00/120,381.00 (33.85%) (33.59%, 34.12%)</w:t>
-            </w:r>
-          </w:p>
-        </w:tc>
-        <w:tc>
-          <w:tcPr>
-            <w:tcBorders>
-              <w:top w:val="single" w:space="0" w:color="D3D3D3"/>
-              <w:bottom w:val="single" w:space="0" w:color="D3D3D3"/>
-              <w:start w:val="single" w:space="0" w:color="D3D3D3"/>
-              <w:end w:val="single" w:space="0" w:color="D3D3D3"/>
-            </w:tcBorders>
-          </w:tcPr>
-          <w:p>
-            <w:pPr>
-              <w:spacing w:before="0" w:after="60"/>
-              <w:keepNext/>
-              <w:jc w:val="center"/>
-            </w:pPr>
-            <w:r>
-              <w:rPr>
-                <w:rFonts w:ascii="Calibri" w:hAnsi="Calibri"/>
-                <w:sz w:val="20"/>
-              </w:rPr>
-              <w:t xml:space="default">1,004,044.00/2,799,460.00 (35.87%) (35.81%, 35.92%)</w:t>
-            </w:r>
-          </w:p>
-        </w:tc>
-        <w:tc>
-          <w:tcPr>
-            <w:tcBorders>
-              <w:top w:val="single" w:space="0" w:color="D3D3D3"/>
-              <w:bottom w:val="single" w:space="0" w:color="D3D3D3"/>
-              <w:start w:val="single" w:space="0" w:color="D3D3D3"/>
-              <w:end w:val="single" w:space="0" w:color="D3D3D3"/>
-            </w:tcBorders>
-          </w:tcPr>
-          <w:p>
-            <w:pPr>
-              <w:spacing w:before="0" w:after="60"/>
-              <w:keepNext/>
-              <w:jc w:val="center"/>
-            </w:pPr>
-            <w:r>
-              <w:rPr>
-                <w:rFonts w:ascii="Calibri" w:hAnsi="Calibri"/>
-                <w:sz w:val="20"/>
-              </w:rPr>
-              <w:t xml:space="default">769,655.00/2,337,936.00 (32.92%) (32.86%, 32.98%)</w:t>
-            </w:r>
-          </w:p>
-        </w:tc>
-        <w:tc>
-          <w:tcPr>
-            <w:tcBorders>
-              <w:top w:val="single" w:space="0" w:color="D3D3D3"/>
-              <w:bottom w:val="single" w:space="0" w:color="D3D3D3"/>
-              <w:start w:val="single" w:space="0" w:color="D3D3D3"/>
-              <w:end w:val="single" w:space="0" w:color="D3D3D3"/>
-            </w:tcBorders>
-          </w:tcPr>
-          <w:p>
-            <w:pPr>
-              <w:spacing w:before="0" w:after="60"/>
-              <w:keepNext/>
-              <w:jc w:val="center"/>
-            </w:pPr>
-            <w:r>
-              <w:rPr>
-                <w:rFonts w:ascii="Calibri" w:hAnsi="Calibri"/>
-                <w:sz w:val="20"/>
-              </w:rPr>
-              <w:t xml:space="default">134,904.00/402,795.00 (33.49%) (33.35%, 33.64%)</w:t>
-            </w:r>
-          </w:p>
-        </w:tc>
-        <w:tc>
-          <w:tcPr>
-            <w:tcBorders>
-              <w:top w:val="single" w:space="0" w:color="D3D3D3"/>
-              <w:bottom w:val="single" w:space="0" w:color="D3D3D3"/>
-              <w:start w:val="single" w:space="0" w:color="D3D3D3"/>
-              <w:end w:val="single" w:space="0" w:color="D3D3D3"/>
-            </w:tcBorders>
-          </w:tcPr>
-          <w:p>
-            <w:pPr>
-              <w:spacing w:before="0" w:after="60"/>
-              <w:keepNext/>
-              <w:jc w:val="center"/>
-            </w:pPr>
-            <w:r>
-              <w:rPr>
-                <w:rFonts w:ascii="Calibri" w:hAnsi="Calibri"/>
-                <w:sz w:val="20"/>
-              </w:rPr>
-              <w:t xml:space="default">135,935.00/376,944.00 (36.06%) (35.91%, 36.22%)</w:t>
+              <w:t xml:space="default">55,305 (35.65%) (35.41%, 35.89%)</w:t>
+            </w:r>
+          </w:p>
+        </w:tc>
+        <w:tc>
+          <w:tcPr>
+            <w:tcBorders>
+              <w:top w:val="single" w:space="0" w:color="D3D3D3"/>
+              <w:bottom w:val="single" w:space="0" w:color="D3D3D3"/>
+              <w:start w:val="single" w:space="0" w:color="D3D3D3"/>
+              <w:end w:val="single" w:space="0" w:color="D3D3D3"/>
+            </w:tcBorders>
+          </w:tcPr>
+          <w:p>
+            <w:pPr>
+              <w:spacing w:before="0" w:after="60"/>
+              <w:keepNext/>
+              <w:jc w:val="center"/>
+            </w:pPr>
+            <w:r>
+              <w:rPr>
+                <w:rFonts w:ascii="Calibri" w:hAnsi="Calibri"/>
+                <w:sz w:val="20"/>
+              </w:rPr>
+              <w:t xml:space="default">40,754 (33.85%) (33.59%, 34.12%)</w:t>
+            </w:r>
+          </w:p>
+        </w:tc>
+        <w:tc>
+          <w:tcPr>
+            <w:tcBorders>
+              <w:top w:val="single" w:space="0" w:color="D3D3D3"/>
+              <w:bottom w:val="single" w:space="0" w:color="D3D3D3"/>
+              <w:start w:val="single" w:space="0" w:color="D3D3D3"/>
+              <w:end w:val="single" w:space="0" w:color="D3D3D3"/>
+            </w:tcBorders>
+          </w:tcPr>
+          <w:p>
+            <w:pPr>
+              <w:spacing w:before="0" w:after="60"/>
+              <w:keepNext/>
+              <w:jc w:val="center"/>
+            </w:pPr>
+            <w:r>
+              <w:rPr>
+                <w:rFonts w:ascii="Calibri" w:hAnsi="Calibri"/>
+                <w:sz w:val="20"/>
+              </w:rPr>
+              <w:t xml:space="default">1,004,044 (35.87%) (35.81%, 35.92%)</w:t>
+            </w:r>
+          </w:p>
+        </w:tc>
+        <w:tc>
+          <w:tcPr>
+            <w:tcBorders>
+              <w:top w:val="single" w:space="0" w:color="D3D3D3"/>
+              <w:bottom w:val="single" w:space="0" w:color="D3D3D3"/>
+              <w:start w:val="single" w:space="0" w:color="D3D3D3"/>
+              <w:end w:val="single" w:space="0" w:color="D3D3D3"/>
+            </w:tcBorders>
+          </w:tcPr>
+          <w:p>
+            <w:pPr>
+              <w:spacing w:before="0" w:after="60"/>
+              <w:keepNext/>
+              <w:jc w:val="center"/>
+            </w:pPr>
+            <w:r>
+              <w:rPr>
+                <w:rFonts w:ascii="Calibri" w:hAnsi="Calibri"/>
+                <w:sz w:val="20"/>
+              </w:rPr>
+              <w:t xml:space="default">769,655 (32.92%) (32.86%, 32.98%)</w:t>
+            </w:r>
+          </w:p>
+        </w:tc>
+        <w:tc>
+          <w:tcPr>
+            <w:tcBorders>
+              <w:top w:val="single" w:space="0" w:color="D3D3D3"/>
+              <w:bottom w:val="single" w:space="0" w:color="D3D3D3"/>
+              <w:start w:val="single" w:space="0" w:color="D3D3D3"/>
+              <w:end w:val="single" w:space="0" w:color="D3D3D3"/>
+            </w:tcBorders>
+          </w:tcPr>
+          <w:p>
+            <w:pPr>
+              <w:spacing w:before="0" w:after="60"/>
+              <w:keepNext/>
+              <w:jc w:val="center"/>
+            </w:pPr>
+            <w:r>
+              <w:rPr>
+                <w:rFonts w:ascii="Calibri" w:hAnsi="Calibri"/>
+                <w:sz w:val="20"/>
+              </w:rPr>
+              <w:t xml:space="default">134,904 (33.49%) (33.35%, 33.64%)</w:t>
+            </w:r>
+          </w:p>
+        </w:tc>
+        <w:tc>
+          <w:tcPr>
+            <w:tcBorders>
+              <w:top w:val="single" w:space="0" w:color="D3D3D3"/>
+              <w:bottom w:val="single" w:space="0" w:color="D3D3D3"/>
+              <w:start w:val="single" w:space="0" w:color="D3D3D3"/>
+              <w:end w:val="single" w:space="0" w:color="D3D3D3"/>
+            </w:tcBorders>
+          </w:tcPr>
+          <w:p>
+            <w:pPr>
+              <w:spacing w:before="0" w:after="60"/>
+              <w:keepNext/>
+              <w:jc w:val="center"/>
+            </w:pPr>
+            <w:r>
+              <w:rPr>
+                <w:rFonts w:ascii="Calibri" w:hAnsi="Calibri"/>
+                <w:sz w:val="20"/>
+              </w:rPr>
+              <w:t xml:space="default">135,935 (36.06%) (35.91%, 36.22%)</w:t>
             </w:r>
           </w:p>
         </w:tc>
@@ -1197,127 +1197,127 @@
                 <w:rFonts w:ascii="Calibri" w:hAnsi="Calibri"/>
                 <w:sz w:val="20"/>
               </w:rPr>
-              <w:t xml:space="default">50,321.00/155,138.00 (32.44%) (32.20%, 32.67%)</w:t>
-            </w:r>
-          </w:p>
-        </w:tc>
-        <w:tc>
-          <w:tcPr>
-            <w:tcBorders>
-              <w:top w:val="single" w:space="0" w:color="D3D3D3"/>
-              <w:bottom w:val="single" w:space="0" w:color="D3D3D3"/>
-              <w:start w:val="single" w:space="0" w:color="D3D3D3"/>
-              <w:end w:val="single" w:space="0" w:color="D3D3D3"/>
-            </w:tcBorders>
-          </w:tcPr>
-          <w:p>
-            <w:pPr>
-              <w:spacing w:before="0" w:after="60"/>
-              <w:keepNext/>
-              <w:jc w:val="center"/>
-            </w:pPr>
-            <w:r>
-              <w:rPr>
-                <w:rFonts w:ascii="Calibri" w:hAnsi="Calibri"/>
-                <w:sz w:val="20"/>
-              </w:rPr>
-              <w:t xml:space="default">54,788.00/120,381.00 (45.51%) (45.23%, 45.79%)</w:t>
-            </w:r>
-          </w:p>
-        </w:tc>
-        <w:tc>
-          <w:tcPr>
-            <w:tcBorders>
-              <w:top w:val="single" w:space="0" w:color="D3D3D3"/>
-              <w:bottom w:val="single" w:space="0" w:color="D3D3D3"/>
-              <w:start w:val="single" w:space="0" w:color="D3D3D3"/>
-              <w:end w:val="single" w:space="0" w:color="D3D3D3"/>
-            </w:tcBorders>
-          </w:tcPr>
-          <w:p>
-            <w:pPr>
-              <w:spacing w:before="0" w:after="60"/>
-              <w:keepNext/>
-              <w:jc w:val="center"/>
-            </w:pPr>
-            <w:r>
-              <w:rPr>
-                <w:rFonts w:ascii="Calibri" w:hAnsi="Calibri"/>
-                <w:sz w:val="20"/>
-              </w:rPr>
-              <w:t xml:space="default">820,407.00/2,799,460.00 (29.31%) (29.25%, 29.36%)</w:t>
-            </w:r>
-          </w:p>
-        </w:tc>
-        <w:tc>
-          <w:tcPr>
-            <w:tcBorders>
-              <w:top w:val="single" w:space="0" w:color="D3D3D3"/>
-              <w:bottom w:val="single" w:space="0" w:color="D3D3D3"/>
-              <w:start w:val="single" w:space="0" w:color="D3D3D3"/>
-              <w:end w:val="single" w:space="0" w:color="D3D3D3"/>
-            </w:tcBorders>
-          </w:tcPr>
-          <w:p>
-            <w:pPr>
-              <w:spacing w:before="0" w:after="60"/>
-              <w:keepNext/>
-              <w:jc w:val="center"/>
-            </w:pPr>
-            <w:r>
-              <w:rPr>
-                <w:rFonts w:ascii="Calibri" w:hAnsi="Calibri"/>
-                <w:sz w:val="20"/>
-              </w:rPr>
-              <w:t xml:space="default">1,143,268.00/2,337,936.00 (48.90%) (48.84%, 48.96%)</w:t>
-            </w:r>
-          </w:p>
-        </w:tc>
-        <w:tc>
-          <w:tcPr>
-            <w:tcBorders>
-              <w:top w:val="single" w:space="0" w:color="D3D3D3"/>
-              <w:bottom w:val="single" w:space="0" w:color="D3D3D3"/>
-              <w:start w:val="single" w:space="0" w:color="D3D3D3"/>
-              <w:end w:val="single" w:space="0" w:color="D3D3D3"/>
-            </w:tcBorders>
-          </w:tcPr>
-          <w:p>
-            <w:pPr>
-              <w:spacing w:before="0" w:after="60"/>
-              <w:keepNext/>
-              <w:jc w:val="center"/>
-            </w:pPr>
-            <w:r>
-              <w:rPr>
-                <w:rFonts w:ascii="Calibri" w:hAnsi="Calibri"/>
-                <w:sz w:val="20"/>
-              </w:rPr>
-              <w:t xml:space="default">80,262.00/402,795.00 (19.93%) (19.80%, 20.05%)</w:t>
-            </w:r>
-          </w:p>
-        </w:tc>
-        <w:tc>
-          <w:tcPr>
-            <w:tcBorders>
-              <w:top w:val="single" w:space="0" w:color="D3D3D3"/>
-              <w:bottom w:val="single" w:space="0" w:color="D3D3D3"/>
-              <w:start w:val="single" w:space="0" w:color="D3D3D3"/>
-              <w:end w:val="single" w:space="0" w:color="D3D3D3"/>
-            </w:tcBorders>
-          </w:tcPr>
-          <w:p>
-            <w:pPr>
-              <w:spacing w:before="0" w:after="60"/>
-              <w:keepNext/>
-              <w:jc w:val="center"/>
-            </w:pPr>
-            <w:r>
-              <w:rPr>
-                <w:rFonts w:ascii="Calibri" w:hAnsi="Calibri"/>
-                <w:sz w:val="20"/>
-              </w:rPr>
-              <w:t xml:space="default">142,171.00/376,944.00 (37.72%) (37.56%, 37.87%)</w:t>
+              <w:t xml:space="default">50,321 (32.44%) (32.20%, 32.67%)</w:t>
+            </w:r>
+          </w:p>
+        </w:tc>
+        <w:tc>
+          <w:tcPr>
+            <w:tcBorders>
+              <w:top w:val="single" w:space="0" w:color="D3D3D3"/>
+              <w:bottom w:val="single" w:space="0" w:color="D3D3D3"/>
+              <w:start w:val="single" w:space="0" w:color="D3D3D3"/>
+              <w:end w:val="single" w:space="0" w:color="D3D3D3"/>
+            </w:tcBorders>
+          </w:tcPr>
+          <w:p>
+            <w:pPr>
+              <w:spacing w:before="0" w:after="60"/>
+              <w:keepNext/>
+              <w:jc w:val="center"/>
+            </w:pPr>
+            <w:r>
+              <w:rPr>
+                <w:rFonts w:ascii="Calibri" w:hAnsi="Calibri"/>
+                <w:sz w:val="20"/>
+              </w:rPr>
+              <w:t xml:space="default">54,788 (45.51%) (45.23%, 45.79%)</w:t>
+            </w:r>
+          </w:p>
+        </w:tc>
+        <w:tc>
+          <w:tcPr>
+            <w:tcBorders>
+              <w:top w:val="single" w:space="0" w:color="D3D3D3"/>
+              <w:bottom w:val="single" w:space="0" w:color="D3D3D3"/>
+              <w:start w:val="single" w:space="0" w:color="D3D3D3"/>
+              <w:end w:val="single" w:space="0" w:color="D3D3D3"/>
+            </w:tcBorders>
+          </w:tcPr>
+          <w:p>
+            <w:pPr>
+              <w:spacing w:before="0" w:after="60"/>
+              <w:keepNext/>
+              <w:jc w:val="center"/>
+            </w:pPr>
+            <w:r>
+              <w:rPr>
+                <w:rFonts w:ascii="Calibri" w:hAnsi="Calibri"/>
+                <w:sz w:val="20"/>
+              </w:rPr>
+              <w:t xml:space="default">820,407 (29.31%) (29.25%, 29.36%)</w:t>
+            </w:r>
+          </w:p>
+        </w:tc>
+        <w:tc>
+          <w:tcPr>
+            <w:tcBorders>
+              <w:top w:val="single" w:space="0" w:color="D3D3D3"/>
+              <w:bottom w:val="single" w:space="0" w:color="D3D3D3"/>
+              <w:start w:val="single" w:space="0" w:color="D3D3D3"/>
+              <w:end w:val="single" w:space="0" w:color="D3D3D3"/>
+            </w:tcBorders>
+          </w:tcPr>
+          <w:p>
+            <w:pPr>
+              <w:spacing w:before="0" w:after="60"/>
+              <w:keepNext/>
+              <w:jc w:val="center"/>
+            </w:pPr>
+            <w:r>
+              <w:rPr>
+                <w:rFonts w:ascii="Calibri" w:hAnsi="Calibri"/>
+                <w:sz w:val="20"/>
+              </w:rPr>
+              <w:t xml:space="default">1,143,268 (48.90%) (48.84%, 48.96%)</w:t>
+            </w:r>
+          </w:p>
+        </w:tc>
+        <w:tc>
+          <w:tcPr>
+            <w:tcBorders>
+              <w:top w:val="single" w:space="0" w:color="D3D3D3"/>
+              <w:bottom w:val="single" w:space="0" w:color="D3D3D3"/>
+              <w:start w:val="single" w:space="0" w:color="D3D3D3"/>
+              <w:end w:val="single" w:space="0" w:color="D3D3D3"/>
+            </w:tcBorders>
+          </w:tcPr>
+          <w:p>
+            <w:pPr>
+              <w:spacing w:before="0" w:after="60"/>
+              <w:keepNext/>
+              <w:jc w:val="center"/>
+            </w:pPr>
+            <w:r>
+              <w:rPr>
+                <w:rFonts w:ascii="Calibri" w:hAnsi="Calibri"/>
+                <w:sz w:val="20"/>
+              </w:rPr>
+              <w:t xml:space="default">80,262 (19.93%) (19.80%, 20.05%)</w:t>
+            </w:r>
+          </w:p>
+        </w:tc>
+        <w:tc>
+          <w:tcPr>
+            <w:tcBorders>
+              <w:top w:val="single" w:space="0" w:color="D3D3D3"/>
+              <w:bottom w:val="single" w:space="0" w:color="D3D3D3"/>
+              <w:start w:val="single" w:space="0" w:color="D3D3D3"/>
+              <w:end w:val="single" w:space="0" w:color="D3D3D3"/>
+            </w:tcBorders>
+          </w:tcPr>
+          <w:p>
+            <w:pPr>
+              <w:spacing w:before="0" w:after="60"/>
+              <w:keepNext/>
+              <w:jc w:val="center"/>
+            </w:pPr>
+            <w:r>
+              <w:rPr>
+                <w:rFonts w:ascii="Calibri" w:hAnsi="Calibri"/>
+                <w:sz w:val="20"/>
+              </w:rPr>
+              <w:t xml:space="default">142,171 (37.72%) (37.56%, 37.87%)</w:t>
             </w:r>
           </w:p>
         </w:tc>
@@ -1349,7 +1349,7 @@
                 <w:rFonts w:ascii="Calibri" w:hAnsi="Calibri"/>
                 <w:sz w:val="20"/>
               </w:rPr>
-              <w:t xml:space="default">n/N (%)</w:t>
+              <w:t xml:space="default">n (%)</w:t>
             </w:r>
           </w:p>
         </w:tc>

--- a/table3.docx
+++ b/table3.docx
@@ -678,127 +678,127 @@
                 <w:rFonts w:ascii="Calibri" w:hAnsi="Calibri"/>
                 <w:sz w:val="20"/>
               </w:rPr>
-              <w:t xml:space="default">31,028 (20.00%) (19.80%, 20.20%)</w:t>
-            </w:r>
-          </w:p>
-        </w:tc>
-        <w:tc>
-          <w:tcPr>
-            <w:tcBorders>
-              <w:top w:val="single" w:space="0" w:color="D3D3D3"/>
-              <w:bottom w:val="single" w:space="0" w:color="D3D3D3"/>
-              <w:start w:val="single" w:space="0" w:color="D3D3D3"/>
-              <w:end w:val="single" w:space="0" w:color="D3D3D3"/>
-            </w:tcBorders>
-          </w:tcPr>
-          <w:p>
-            <w:pPr>
-              <w:spacing w:before="0" w:after="60"/>
-              <w:keepNext/>
-              <w:jc w:val="center"/>
-            </w:pPr>
-            <w:r>
-              <w:rPr>
-                <w:rFonts w:ascii="Calibri" w:hAnsi="Calibri"/>
-                <w:sz w:val="20"/>
-              </w:rPr>
-              <w:t xml:space="default">12,888 (10.71%) (10.53%, 10.88%)</w:t>
-            </w:r>
-          </w:p>
-        </w:tc>
-        <w:tc>
-          <w:tcPr>
-            <w:tcBorders>
-              <w:top w:val="single" w:space="0" w:color="D3D3D3"/>
-              <w:bottom w:val="single" w:space="0" w:color="D3D3D3"/>
-              <w:start w:val="single" w:space="0" w:color="D3D3D3"/>
-              <w:end w:val="single" w:space="0" w:color="D3D3D3"/>
-            </w:tcBorders>
-          </w:tcPr>
-          <w:p>
-            <w:pPr>
-              <w:spacing w:before="0" w:after="60"/>
-              <w:keepNext/>
-              <w:jc w:val="center"/>
-            </w:pPr>
-            <w:r>
-              <w:rPr>
-                <w:rFonts w:ascii="Calibri" w:hAnsi="Calibri"/>
-                <w:sz w:val="20"/>
-              </w:rPr>
-              <w:t xml:space="default">647,441 (23.13%) (23.08%, 23.18%)</w:t>
-            </w:r>
-          </w:p>
-        </w:tc>
-        <w:tc>
-          <w:tcPr>
-            <w:tcBorders>
-              <w:top w:val="single" w:space="0" w:color="D3D3D3"/>
-              <w:bottom w:val="single" w:space="0" w:color="D3D3D3"/>
-              <w:start w:val="single" w:space="0" w:color="D3D3D3"/>
-              <w:end w:val="single" w:space="0" w:color="D3D3D3"/>
-            </w:tcBorders>
-          </w:tcPr>
-          <w:p>
-            <w:pPr>
-              <w:spacing w:before="0" w:after="60"/>
-              <w:keepNext/>
-              <w:jc w:val="center"/>
-            </w:pPr>
-            <w:r>
-              <w:rPr>
-                <w:rFonts w:ascii="Calibri" w:hAnsi="Calibri"/>
-                <w:sz w:val="20"/>
-              </w:rPr>
-              <w:t xml:space="default">216,950 (9.28%) (9.242%, 9.317%)</w:t>
-            </w:r>
-          </w:p>
-        </w:tc>
-        <w:tc>
-          <w:tcPr>
-            <w:tcBorders>
-              <w:top w:val="single" w:space="0" w:color="D3D3D3"/>
-              <w:bottom w:val="single" w:space="0" w:color="D3D3D3"/>
-              <w:start w:val="single" w:space="0" w:color="D3D3D3"/>
-              <w:end w:val="single" w:space="0" w:color="D3D3D3"/>
-            </w:tcBorders>
-          </w:tcPr>
-          <w:p>
-            <w:pPr>
-              <w:spacing w:before="0" w:after="60"/>
-              <w:keepNext/>
-              <w:jc w:val="center"/>
-            </w:pPr>
-            <w:r>
-              <w:rPr>
-                <w:rFonts w:ascii="Calibri" w:hAnsi="Calibri"/>
-                <w:sz w:val="20"/>
-              </w:rPr>
-              <w:t xml:space="default">140,217 (34.81%) (34.66%, 34.96%)</w:t>
-            </w:r>
-          </w:p>
-        </w:tc>
-        <w:tc>
-          <w:tcPr>
-            <w:tcBorders>
-              <w:top w:val="single" w:space="0" w:color="D3D3D3"/>
-              <w:bottom w:val="single" w:space="0" w:color="D3D3D3"/>
-              <w:start w:val="single" w:space="0" w:color="D3D3D3"/>
-              <w:end w:val="single" w:space="0" w:color="D3D3D3"/>
-            </w:tcBorders>
-          </w:tcPr>
-          <w:p>
-            <w:pPr>
-              <w:spacing w:before="0" w:after="60"/>
-              <w:keepNext/>
-              <w:jc w:val="center"/>
-            </w:pPr>
-            <w:r>
-              <w:rPr>
-                <w:rFonts w:ascii="Calibri" w:hAnsi="Calibri"/>
-                <w:sz w:val="20"/>
-              </w:rPr>
-              <w:t xml:space="default">58,343 (15.48%) (15.36%, 15.59%)</w:t>
+              <w:t xml:space="default">31,028 (20.00%)</w:t>
+            </w:r>
+          </w:p>
+        </w:tc>
+        <w:tc>
+          <w:tcPr>
+            <w:tcBorders>
+              <w:top w:val="single" w:space="0" w:color="D3D3D3"/>
+              <w:bottom w:val="single" w:space="0" w:color="D3D3D3"/>
+              <w:start w:val="single" w:space="0" w:color="D3D3D3"/>
+              <w:end w:val="single" w:space="0" w:color="D3D3D3"/>
+            </w:tcBorders>
+          </w:tcPr>
+          <w:p>
+            <w:pPr>
+              <w:spacing w:before="0" w:after="60"/>
+              <w:keepNext/>
+              <w:jc w:val="center"/>
+            </w:pPr>
+            <w:r>
+              <w:rPr>
+                <w:rFonts w:ascii="Calibri" w:hAnsi="Calibri"/>
+                <w:sz w:val="20"/>
+              </w:rPr>
+              <w:t xml:space="default">12,888 (10.71%)</w:t>
+            </w:r>
+          </w:p>
+        </w:tc>
+        <w:tc>
+          <w:tcPr>
+            <w:tcBorders>
+              <w:top w:val="single" w:space="0" w:color="D3D3D3"/>
+              <w:bottom w:val="single" w:space="0" w:color="D3D3D3"/>
+              <w:start w:val="single" w:space="0" w:color="D3D3D3"/>
+              <w:end w:val="single" w:space="0" w:color="D3D3D3"/>
+            </w:tcBorders>
+          </w:tcPr>
+          <w:p>
+            <w:pPr>
+              <w:spacing w:before="0" w:after="60"/>
+              <w:keepNext/>
+              <w:jc w:val="center"/>
+            </w:pPr>
+            <w:r>
+              <w:rPr>
+                <w:rFonts w:ascii="Calibri" w:hAnsi="Calibri"/>
+                <w:sz w:val="20"/>
+              </w:rPr>
+              <w:t xml:space="default">647,441 (23.13%)</w:t>
+            </w:r>
+          </w:p>
+        </w:tc>
+        <w:tc>
+          <w:tcPr>
+            <w:tcBorders>
+              <w:top w:val="single" w:space="0" w:color="D3D3D3"/>
+              <w:bottom w:val="single" w:space="0" w:color="D3D3D3"/>
+              <w:start w:val="single" w:space="0" w:color="D3D3D3"/>
+              <w:end w:val="single" w:space="0" w:color="D3D3D3"/>
+            </w:tcBorders>
+          </w:tcPr>
+          <w:p>
+            <w:pPr>
+              <w:spacing w:before="0" w:after="60"/>
+              <w:keepNext/>
+              <w:jc w:val="center"/>
+            </w:pPr>
+            <w:r>
+              <w:rPr>
+                <w:rFonts w:ascii="Calibri" w:hAnsi="Calibri"/>
+                <w:sz w:val="20"/>
+              </w:rPr>
+              <w:t xml:space="default">216,950 (9.28%)</w:t>
+            </w:r>
+          </w:p>
+        </w:tc>
+        <w:tc>
+          <w:tcPr>
+            <w:tcBorders>
+              <w:top w:val="single" w:space="0" w:color="D3D3D3"/>
+              <w:bottom w:val="single" w:space="0" w:color="D3D3D3"/>
+              <w:start w:val="single" w:space="0" w:color="D3D3D3"/>
+              <w:end w:val="single" w:space="0" w:color="D3D3D3"/>
+            </w:tcBorders>
+          </w:tcPr>
+          <w:p>
+            <w:pPr>
+              <w:spacing w:before="0" w:after="60"/>
+              <w:keepNext/>
+              <w:jc w:val="center"/>
+            </w:pPr>
+            <w:r>
+              <w:rPr>
+                <w:rFonts w:ascii="Calibri" w:hAnsi="Calibri"/>
+                <w:sz w:val="20"/>
+              </w:rPr>
+              <w:t xml:space="default">140,217 (34.81%)</w:t>
+            </w:r>
+          </w:p>
+        </w:tc>
+        <w:tc>
+          <w:tcPr>
+            <w:tcBorders>
+              <w:top w:val="single" w:space="0" w:color="D3D3D3"/>
+              <w:bottom w:val="single" w:space="0" w:color="D3D3D3"/>
+              <w:start w:val="single" w:space="0" w:color="D3D3D3"/>
+              <w:end w:val="single" w:space="0" w:color="D3D3D3"/>
+            </w:tcBorders>
+          </w:tcPr>
+          <w:p>
+            <w:pPr>
+              <w:spacing w:before="0" w:after="60"/>
+              <w:keepNext/>
+              <w:jc w:val="center"/>
+            </w:pPr>
+            <w:r>
+              <w:rPr>
+                <w:rFonts w:ascii="Calibri" w:hAnsi="Calibri"/>
+                <w:sz w:val="20"/>
+              </w:rPr>
+              <w:t xml:space="default">58,343 (15.48%)</w:t>
             </w:r>
           </w:p>
         </w:tc>
@@ -851,127 +851,127 @@
                 <w:rFonts w:ascii="Calibri" w:hAnsi="Calibri"/>
                 <w:sz w:val="20"/>
               </w:rPr>
-              <w:t xml:space="default">18,484 (11.91%) (11.75%, 12.08%)</w:t>
-            </w:r>
-          </w:p>
-        </w:tc>
-        <w:tc>
-          <w:tcPr>
-            <w:tcBorders>
-              <w:top w:val="single" w:space="0" w:color="D3D3D3"/>
-              <w:bottom w:val="single" w:space="0" w:color="D3D3D3"/>
-              <w:start w:val="single" w:space="0" w:color="D3D3D3"/>
-              <w:end w:val="single" w:space="0" w:color="D3D3D3"/>
-            </w:tcBorders>
-          </w:tcPr>
-          <w:p>
-            <w:pPr>
-              <w:spacing w:before="0" w:after="60"/>
-              <w:keepNext/>
-              <w:jc w:val="center"/>
-            </w:pPr>
-            <w:r>
-              <w:rPr>
-                <w:rFonts w:ascii="Calibri" w:hAnsi="Calibri"/>
-                <w:sz w:val="20"/>
-              </w:rPr>
-              <w:t xml:space="default">11,951 (9.93%) (9.760%, 10.10%)</w:t>
-            </w:r>
-          </w:p>
-        </w:tc>
-        <w:tc>
-          <w:tcPr>
-            <w:tcBorders>
-              <w:top w:val="single" w:space="0" w:color="D3D3D3"/>
-              <w:bottom w:val="single" w:space="0" w:color="D3D3D3"/>
-              <w:start w:val="single" w:space="0" w:color="D3D3D3"/>
-              <w:end w:val="single" w:space="0" w:color="D3D3D3"/>
-            </w:tcBorders>
-          </w:tcPr>
-          <w:p>
-            <w:pPr>
-              <w:spacing w:before="0" w:after="60"/>
-              <w:keepNext/>
-              <w:jc w:val="center"/>
-            </w:pPr>
-            <w:r>
-              <w:rPr>
-                <w:rFonts w:ascii="Calibri" w:hAnsi="Calibri"/>
-                <w:sz w:val="20"/>
-              </w:rPr>
-              <w:t xml:space="default">327,568 (11.70%) (11.66%, 11.74%)</w:t>
-            </w:r>
-          </w:p>
-        </w:tc>
-        <w:tc>
-          <w:tcPr>
-            <w:tcBorders>
-              <w:top w:val="single" w:space="0" w:color="D3D3D3"/>
-              <w:bottom w:val="single" w:space="0" w:color="D3D3D3"/>
-              <w:start w:val="single" w:space="0" w:color="D3D3D3"/>
-              <w:end w:val="single" w:space="0" w:color="D3D3D3"/>
-            </w:tcBorders>
-          </w:tcPr>
-          <w:p>
-            <w:pPr>
-              <w:spacing w:before="0" w:after="60"/>
-              <w:keepNext/>
-              <w:jc w:val="center"/>
-            </w:pPr>
-            <w:r>
-              <w:rPr>
-                <w:rFonts w:ascii="Calibri" w:hAnsi="Calibri"/>
-                <w:sz w:val="20"/>
-              </w:rPr>
-              <w:t xml:space="default">208,063 (8.90%) (8.863%, 8.936%)</w:t>
-            </w:r>
-          </w:p>
-        </w:tc>
-        <w:tc>
-          <w:tcPr>
-            <w:tcBorders>
-              <w:top w:val="single" w:space="0" w:color="D3D3D3"/>
-              <w:bottom w:val="single" w:space="0" w:color="D3D3D3"/>
-              <w:start w:val="single" w:space="0" w:color="D3D3D3"/>
-              <w:end w:val="single" w:space="0" w:color="D3D3D3"/>
-            </w:tcBorders>
-          </w:tcPr>
-          <w:p>
-            <w:pPr>
-              <w:spacing w:before="0" w:after="60"/>
-              <w:keepNext/>
-              <w:jc w:val="center"/>
-            </w:pPr>
-            <w:r>
-              <w:rPr>
-                <w:rFonts w:ascii="Calibri" w:hAnsi="Calibri"/>
-                <w:sz w:val="20"/>
-              </w:rPr>
-              <w:t xml:space="default">47,412 (11.77%) (11.67%, 11.87%)</w:t>
-            </w:r>
-          </w:p>
-        </w:tc>
-        <w:tc>
-          <w:tcPr>
-            <w:tcBorders>
-              <w:top w:val="single" w:space="0" w:color="D3D3D3"/>
-              <w:bottom w:val="single" w:space="0" w:color="D3D3D3"/>
-              <w:start w:val="single" w:space="0" w:color="D3D3D3"/>
-              <w:end w:val="single" w:space="0" w:color="D3D3D3"/>
-            </w:tcBorders>
-          </w:tcPr>
-          <w:p>
-            <w:pPr>
-              <w:spacing w:before="0" w:after="60"/>
-              <w:keepNext/>
-              <w:jc w:val="center"/>
-            </w:pPr>
-            <w:r>
-              <w:rPr>
-                <w:rFonts w:ascii="Calibri" w:hAnsi="Calibri"/>
-                <w:sz w:val="20"/>
-              </w:rPr>
-              <w:t xml:space="default">40,495 (10.74%) (10.64%, 10.84%)</w:t>
+              <w:t xml:space="default">18,484 (11.91%)</w:t>
+            </w:r>
+          </w:p>
+        </w:tc>
+        <w:tc>
+          <w:tcPr>
+            <w:tcBorders>
+              <w:top w:val="single" w:space="0" w:color="D3D3D3"/>
+              <w:bottom w:val="single" w:space="0" w:color="D3D3D3"/>
+              <w:start w:val="single" w:space="0" w:color="D3D3D3"/>
+              <w:end w:val="single" w:space="0" w:color="D3D3D3"/>
+            </w:tcBorders>
+          </w:tcPr>
+          <w:p>
+            <w:pPr>
+              <w:spacing w:before="0" w:after="60"/>
+              <w:keepNext/>
+              <w:jc w:val="center"/>
+            </w:pPr>
+            <w:r>
+              <w:rPr>
+                <w:rFonts w:ascii="Calibri" w:hAnsi="Calibri"/>
+                <w:sz w:val="20"/>
+              </w:rPr>
+              <w:t xml:space="default">11,951 (9.93%)</w:t>
+            </w:r>
+          </w:p>
+        </w:tc>
+        <w:tc>
+          <w:tcPr>
+            <w:tcBorders>
+              <w:top w:val="single" w:space="0" w:color="D3D3D3"/>
+              <w:bottom w:val="single" w:space="0" w:color="D3D3D3"/>
+              <w:start w:val="single" w:space="0" w:color="D3D3D3"/>
+              <w:end w:val="single" w:space="0" w:color="D3D3D3"/>
+            </w:tcBorders>
+          </w:tcPr>
+          <w:p>
+            <w:pPr>
+              <w:spacing w:before="0" w:after="60"/>
+              <w:keepNext/>
+              <w:jc w:val="center"/>
+            </w:pPr>
+            <w:r>
+              <w:rPr>
+                <w:rFonts w:ascii="Calibri" w:hAnsi="Calibri"/>
+                <w:sz w:val="20"/>
+              </w:rPr>
+              <w:t xml:space="default">327,568 (11.70%)</w:t>
+            </w:r>
+          </w:p>
+        </w:tc>
+        <w:tc>
+          <w:tcPr>
+            <w:tcBorders>
+              <w:top w:val="single" w:space="0" w:color="D3D3D3"/>
+              <w:bottom w:val="single" w:space="0" w:color="D3D3D3"/>
+              <w:start w:val="single" w:space="0" w:color="D3D3D3"/>
+              <w:end w:val="single" w:space="0" w:color="D3D3D3"/>
+            </w:tcBorders>
+          </w:tcPr>
+          <w:p>
+            <w:pPr>
+              <w:spacing w:before="0" w:after="60"/>
+              <w:keepNext/>
+              <w:jc w:val="center"/>
+            </w:pPr>
+            <w:r>
+              <w:rPr>
+                <w:rFonts w:ascii="Calibri" w:hAnsi="Calibri"/>
+                <w:sz w:val="20"/>
+              </w:rPr>
+              <w:t xml:space="default">208,063 (8.90%)</w:t>
+            </w:r>
+          </w:p>
+        </w:tc>
+        <w:tc>
+          <w:tcPr>
+            <w:tcBorders>
+              <w:top w:val="single" w:space="0" w:color="D3D3D3"/>
+              <w:bottom w:val="single" w:space="0" w:color="D3D3D3"/>
+              <w:start w:val="single" w:space="0" w:color="D3D3D3"/>
+              <w:end w:val="single" w:space="0" w:color="D3D3D3"/>
+            </w:tcBorders>
+          </w:tcPr>
+          <w:p>
+            <w:pPr>
+              <w:spacing w:before="0" w:after="60"/>
+              <w:keepNext/>
+              <w:jc w:val="center"/>
+            </w:pPr>
+            <w:r>
+              <w:rPr>
+                <w:rFonts w:ascii="Calibri" w:hAnsi="Calibri"/>
+                <w:sz w:val="20"/>
+              </w:rPr>
+              <w:t xml:space="default">47,412 (11.77%)</w:t>
+            </w:r>
+          </w:p>
+        </w:tc>
+        <w:tc>
+          <w:tcPr>
+            <w:tcBorders>
+              <w:top w:val="single" w:space="0" w:color="D3D3D3"/>
+              <w:bottom w:val="single" w:space="0" w:color="D3D3D3"/>
+              <w:start w:val="single" w:space="0" w:color="D3D3D3"/>
+              <w:end w:val="single" w:space="0" w:color="D3D3D3"/>
+            </w:tcBorders>
+          </w:tcPr>
+          <w:p>
+            <w:pPr>
+              <w:spacing w:before="0" w:after="60"/>
+              <w:keepNext/>
+              <w:jc w:val="center"/>
+            </w:pPr>
+            <w:r>
+              <w:rPr>
+                <w:rFonts w:ascii="Calibri" w:hAnsi="Calibri"/>
+                <w:sz w:val="20"/>
+              </w:rPr>
+              <w:t xml:space="default">40,495 (10.74%)</w:t>
             </w:r>
           </w:p>
         </w:tc>
@@ -1024,127 +1024,127 @@
                 <w:rFonts w:ascii="Calibri" w:hAnsi="Calibri"/>
                 <w:sz w:val="20"/>
               </w:rPr>
-              <w:t xml:space="default">55,305 (35.65%) (35.41%, 35.89%)</w:t>
-            </w:r>
-          </w:p>
-        </w:tc>
-        <w:tc>
-          <w:tcPr>
-            <w:tcBorders>
-              <w:top w:val="single" w:space="0" w:color="D3D3D3"/>
-              <w:bottom w:val="single" w:space="0" w:color="D3D3D3"/>
-              <w:start w:val="single" w:space="0" w:color="D3D3D3"/>
-              <w:end w:val="single" w:space="0" w:color="D3D3D3"/>
-            </w:tcBorders>
-          </w:tcPr>
-          <w:p>
-            <w:pPr>
-              <w:spacing w:before="0" w:after="60"/>
-              <w:keepNext/>
-              <w:jc w:val="center"/>
-            </w:pPr>
-            <w:r>
-              <w:rPr>
-                <w:rFonts w:ascii="Calibri" w:hAnsi="Calibri"/>
-                <w:sz w:val="20"/>
-              </w:rPr>
-              <w:t xml:space="default">40,754 (33.85%) (33.59%, 34.12%)</w:t>
-            </w:r>
-          </w:p>
-        </w:tc>
-        <w:tc>
-          <w:tcPr>
-            <w:tcBorders>
-              <w:top w:val="single" w:space="0" w:color="D3D3D3"/>
-              <w:bottom w:val="single" w:space="0" w:color="D3D3D3"/>
-              <w:start w:val="single" w:space="0" w:color="D3D3D3"/>
-              <w:end w:val="single" w:space="0" w:color="D3D3D3"/>
-            </w:tcBorders>
-          </w:tcPr>
-          <w:p>
-            <w:pPr>
-              <w:spacing w:before="0" w:after="60"/>
-              <w:keepNext/>
-              <w:jc w:val="center"/>
-            </w:pPr>
-            <w:r>
-              <w:rPr>
-                <w:rFonts w:ascii="Calibri" w:hAnsi="Calibri"/>
-                <w:sz w:val="20"/>
-              </w:rPr>
-              <w:t xml:space="default">1,004,044 (35.87%) (35.81%, 35.92%)</w:t>
-            </w:r>
-          </w:p>
-        </w:tc>
-        <w:tc>
-          <w:tcPr>
-            <w:tcBorders>
-              <w:top w:val="single" w:space="0" w:color="D3D3D3"/>
-              <w:bottom w:val="single" w:space="0" w:color="D3D3D3"/>
-              <w:start w:val="single" w:space="0" w:color="D3D3D3"/>
-              <w:end w:val="single" w:space="0" w:color="D3D3D3"/>
-            </w:tcBorders>
-          </w:tcPr>
-          <w:p>
-            <w:pPr>
-              <w:spacing w:before="0" w:after="60"/>
-              <w:keepNext/>
-              <w:jc w:val="center"/>
-            </w:pPr>
-            <w:r>
-              <w:rPr>
-                <w:rFonts w:ascii="Calibri" w:hAnsi="Calibri"/>
-                <w:sz w:val="20"/>
-              </w:rPr>
-              <w:t xml:space="default">769,655 (32.92%) (32.86%, 32.98%)</w:t>
-            </w:r>
-          </w:p>
-        </w:tc>
-        <w:tc>
-          <w:tcPr>
-            <w:tcBorders>
-              <w:top w:val="single" w:space="0" w:color="D3D3D3"/>
-              <w:bottom w:val="single" w:space="0" w:color="D3D3D3"/>
-              <w:start w:val="single" w:space="0" w:color="D3D3D3"/>
-              <w:end w:val="single" w:space="0" w:color="D3D3D3"/>
-            </w:tcBorders>
-          </w:tcPr>
-          <w:p>
-            <w:pPr>
-              <w:spacing w:before="0" w:after="60"/>
-              <w:keepNext/>
-              <w:jc w:val="center"/>
-            </w:pPr>
-            <w:r>
-              <w:rPr>
-                <w:rFonts w:ascii="Calibri" w:hAnsi="Calibri"/>
-                <w:sz w:val="20"/>
-              </w:rPr>
-              <w:t xml:space="default">134,904 (33.49%) (33.35%, 33.64%)</w:t>
-            </w:r>
-          </w:p>
-        </w:tc>
-        <w:tc>
-          <w:tcPr>
-            <w:tcBorders>
-              <w:top w:val="single" w:space="0" w:color="D3D3D3"/>
-              <w:bottom w:val="single" w:space="0" w:color="D3D3D3"/>
-              <w:start w:val="single" w:space="0" w:color="D3D3D3"/>
-              <w:end w:val="single" w:space="0" w:color="D3D3D3"/>
-            </w:tcBorders>
-          </w:tcPr>
-          <w:p>
-            <w:pPr>
-              <w:spacing w:before="0" w:after="60"/>
-              <w:keepNext/>
-              <w:jc w:val="center"/>
-            </w:pPr>
-            <w:r>
-              <w:rPr>
-                <w:rFonts w:ascii="Calibri" w:hAnsi="Calibri"/>
-                <w:sz w:val="20"/>
-              </w:rPr>
-              <w:t xml:space="default">135,935 (36.06%) (35.91%, 36.22%)</w:t>
+              <w:t xml:space="default">55,305 (35.65%)</w:t>
+            </w:r>
+          </w:p>
+        </w:tc>
+        <w:tc>
+          <w:tcPr>
+            <w:tcBorders>
+              <w:top w:val="single" w:space="0" w:color="D3D3D3"/>
+              <w:bottom w:val="single" w:space="0" w:color="D3D3D3"/>
+              <w:start w:val="single" w:space="0" w:color="D3D3D3"/>
+              <w:end w:val="single" w:space="0" w:color="D3D3D3"/>
+            </w:tcBorders>
+          </w:tcPr>
+          <w:p>
+            <w:pPr>
+              <w:spacing w:before="0" w:after="60"/>
+              <w:keepNext/>
+              <w:jc w:val="center"/>
+            </w:pPr>
+            <w:r>
+              <w:rPr>
+                <w:rFonts w:ascii="Calibri" w:hAnsi="Calibri"/>
+                <w:sz w:val="20"/>
+              </w:rPr>
+              <w:t xml:space="default">40,754 (33.85%)</w:t>
+            </w:r>
+          </w:p>
+        </w:tc>
+        <w:tc>
+          <w:tcPr>
+            <w:tcBorders>
+              <w:top w:val="single" w:space="0" w:color="D3D3D3"/>
+              <w:bottom w:val="single" w:space="0" w:color="D3D3D3"/>
+              <w:start w:val="single" w:space="0" w:color="D3D3D3"/>
+              <w:end w:val="single" w:space="0" w:color="D3D3D3"/>
+            </w:tcBorders>
+          </w:tcPr>
+          <w:p>
+            <w:pPr>
+              <w:spacing w:before="0" w:after="60"/>
+              <w:keepNext/>
+              <w:jc w:val="center"/>
+            </w:pPr>
+            <w:r>
+              <w:rPr>
+                <w:rFonts w:ascii="Calibri" w:hAnsi="Calibri"/>
+                <w:sz w:val="20"/>
+              </w:rPr>
+              <w:t xml:space="default">1,004,044 (35.87%)</w:t>
+            </w:r>
+          </w:p>
+        </w:tc>
+        <w:tc>
+          <w:tcPr>
+            <w:tcBorders>
+              <w:top w:val="single" w:space="0" w:color="D3D3D3"/>
+              <w:bottom w:val="single" w:space="0" w:color="D3D3D3"/>
+              <w:start w:val="single" w:space="0" w:color="D3D3D3"/>
+              <w:end w:val="single" w:space="0" w:color="D3D3D3"/>
+            </w:tcBorders>
+          </w:tcPr>
+          <w:p>
+            <w:pPr>
+              <w:spacing w:before="0" w:after="60"/>
+              <w:keepNext/>
+              <w:jc w:val="center"/>
+            </w:pPr>
+            <w:r>
+              <w:rPr>
+                <w:rFonts w:ascii="Calibri" w:hAnsi="Calibri"/>
+                <w:sz w:val="20"/>
+              </w:rPr>
+              <w:t xml:space="default">769,655 (32.92%)</w:t>
+            </w:r>
+          </w:p>
+        </w:tc>
+        <w:tc>
+          <w:tcPr>
+            <w:tcBorders>
+              <w:top w:val="single" w:space="0" w:color="D3D3D3"/>
+              <w:bottom w:val="single" w:space="0" w:color="D3D3D3"/>
+              <w:start w:val="single" w:space="0" w:color="D3D3D3"/>
+              <w:end w:val="single" w:space="0" w:color="D3D3D3"/>
+            </w:tcBorders>
+          </w:tcPr>
+          <w:p>
+            <w:pPr>
+              <w:spacing w:before="0" w:after="60"/>
+              <w:keepNext/>
+              <w:jc w:val="center"/>
+            </w:pPr>
+            <w:r>
+              <w:rPr>
+                <w:rFonts w:ascii="Calibri" w:hAnsi="Calibri"/>
+                <w:sz w:val="20"/>
+              </w:rPr>
+              <w:t xml:space="default">134,904 (33.49%)</w:t>
+            </w:r>
+          </w:p>
+        </w:tc>
+        <w:tc>
+          <w:tcPr>
+            <w:tcBorders>
+              <w:top w:val="single" w:space="0" w:color="D3D3D3"/>
+              <w:bottom w:val="single" w:space="0" w:color="D3D3D3"/>
+              <w:start w:val="single" w:space="0" w:color="D3D3D3"/>
+              <w:end w:val="single" w:space="0" w:color="D3D3D3"/>
+            </w:tcBorders>
+          </w:tcPr>
+          <w:p>
+            <w:pPr>
+              <w:spacing w:before="0" w:after="60"/>
+              <w:keepNext/>
+              <w:jc w:val="center"/>
+            </w:pPr>
+            <w:r>
+              <w:rPr>
+                <w:rFonts w:ascii="Calibri" w:hAnsi="Calibri"/>
+                <w:sz w:val="20"/>
+              </w:rPr>
+              <w:t xml:space="default">135,935 (36.06%)</w:t>
             </w:r>
           </w:p>
         </w:tc>
@@ -1197,127 +1197,127 @@
                 <w:rFonts w:ascii="Calibri" w:hAnsi="Calibri"/>
                 <w:sz w:val="20"/>
               </w:rPr>
-              <w:t xml:space="default">50,321 (32.44%) (32.20%, 32.67%)</w:t>
-            </w:r>
-          </w:p>
-        </w:tc>
-        <w:tc>
-          <w:tcPr>
-            <w:tcBorders>
-              <w:top w:val="single" w:space="0" w:color="D3D3D3"/>
-              <w:bottom w:val="single" w:space="0" w:color="D3D3D3"/>
-              <w:start w:val="single" w:space="0" w:color="D3D3D3"/>
-              <w:end w:val="single" w:space="0" w:color="D3D3D3"/>
-            </w:tcBorders>
-          </w:tcPr>
-          <w:p>
-            <w:pPr>
-              <w:spacing w:before="0" w:after="60"/>
-              <w:keepNext/>
-              <w:jc w:val="center"/>
-            </w:pPr>
-            <w:r>
-              <w:rPr>
-                <w:rFonts w:ascii="Calibri" w:hAnsi="Calibri"/>
-                <w:sz w:val="20"/>
-              </w:rPr>
-              <w:t xml:space="default">54,788 (45.51%) (45.23%, 45.79%)</w:t>
-            </w:r>
-          </w:p>
-        </w:tc>
-        <w:tc>
-          <w:tcPr>
-            <w:tcBorders>
-              <w:top w:val="single" w:space="0" w:color="D3D3D3"/>
-              <w:bottom w:val="single" w:space="0" w:color="D3D3D3"/>
-              <w:start w:val="single" w:space="0" w:color="D3D3D3"/>
-              <w:end w:val="single" w:space="0" w:color="D3D3D3"/>
-            </w:tcBorders>
-          </w:tcPr>
-          <w:p>
-            <w:pPr>
-              <w:spacing w:before="0" w:after="60"/>
-              <w:keepNext/>
-              <w:jc w:val="center"/>
-            </w:pPr>
-            <w:r>
-              <w:rPr>
-                <w:rFonts w:ascii="Calibri" w:hAnsi="Calibri"/>
-                <w:sz w:val="20"/>
-              </w:rPr>
-              <w:t xml:space="default">820,407 (29.31%) (29.25%, 29.36%)</w:t>
-            </w:r>
-          </w:p>
-        </w:tc>
-        <w:tc>
-          <w:tcPr>
-            <w:tcBorders>
-              <w:top w:val="single" w:space="0" w:color="D3D3D3"/>
-              <w:bottom w:val="single" w:space="0" w:color="D3D3D3"/>
-              <w:start w:val="single" w:space="0" w:color="D3D3D3"/>
-              <w:end w:val="single" w:space="0" w:color="D3D3D3"/>
-            </w:tcBorders>
-          </w:tcPr>
-          <w:p>
-            <w:pPr>
-              <w:spacing w:before="0" w:after="60"/>
-              <w:keepNext/>
-              <w:jc w:val="center"/>
-            </w:pPr>
-            <w:r>
-              <w:rPr>
-                <w:rFonts w:ascii="Calibri" w:hAnsi="Calibri"/>
-                <w:sz w:val="20"/>
-              </w:rPr>
-              <w:t xml:space="default">1,143,268 (48.90%) (48.84%, 48.96%)</w:t>
-            </w:r>
-          </w:p>
-        </w:tc>
-        <w:tc>
-          <w:tcPr>
-            <w:tcBorders>
-              <w:top w:val="single" w:space="0" w:color="D3D3D3"/>
-              <w:bottom w:val="single" w:space="0" w:color="D3D3D3"/>
-              <w:start w:val="single" w:space="0" w:color="D3D3D3"/>
-              <w:end w:val="single" w:space="0" w:color="D3D3D3"/>
-            </w:tcBorders>
-          </w:tcPr>
-          <w:p>
-            <w:pPr>
-              <w:spacing w:before="0" w:after="60"/>
-              <w:keepNext/>
-              <w:jc w:val="center"/>
-            </w:pPr>
-            <w:r>
-              <w:rPr>
-                <w:rFonts w:ascii="Calibri" w:hAnsi="Calibri"/>
-                <w:sz w:val="20"/>
-              </w:rPr>
-              <w:t xml:space="default">80,262 (19.93%) (19.80%, 20.05%)</w:t>
-            </w:r>
-          </w:p>
-        </w:tc>
-        <w:tc>
-          <w:tcPr>
-            <w:tcBorders>
-              <w:top w:val="single" w:space="0" w:color="D3D3D3"/>
-              <w:bottom w:val="single" w:space="0" w:color="D3D3D3"/>
-              <w:start w:val="single" w:space="0" w:color="D3D3D3"/>
-              <w:end w:val="single" w:space="0" w:color="D3D3D3"/>
-            </w:tcBorders>
-          </w:tcPr>
-          <w:p>
-            <w:pPr>
-              <w:spacing w:before="0" w:after="60"/>
-              <w:keepNext/>
-              <w:jc w:val="center"/>
-            </w:pPr>
-            <w:r>
-              <w:rPr>
-                <w:rFonts w:ascii="Calibri" w:hAnsi="Calibri"/>
-                <w:sz w:val="20"/>
-              </w:rPr>
-              <w:t xml:space="default">142,171 (37.72%) (37.56%, 37.87%)</w:t>
+              <w:t xml:space="default">50,321 (32.44%)</w:t>
+            </w:r>
+          </w:p>
+        </w:tc>
+        <w:tc>
+          <w:tcPr>
+            <w:tcBorders>
+              <w:top w:val="single" w:space="0" w:color="D3D3D3"/>
+              <w:bottom w:val="single" w:space="0" w:color="D3D3D3"/>
+              <w:start w:val="single" w:space="0" w:color="D3D3D3"/>
+              <w:end w:val="single" w:space="0" w:color="D3D3D3"/>
+            </w:tcBorders>
+          </w:tcPr>
+          <w:p>
+            <w:pPr>
+              <w:spacing w:before="0" w:after="60"/>
+              <w:keepNext/>
+              <w:jc w:val="center"/>
+            </w:pPr>
+            <w:r>
+              <w:rPr>
+                <w:rFonts w:ascii="Calibri" w:hAnsi="Calibri"/>
+                <w:sz w:val="20"/>
+              </w:rPr>
+              <w:t xml:space="default">54,788 (45.51%)</w:t>
+            </w:r>
+          </w:p>
+        </w:tc>
+        <w:tc>
+          <w:tcPr>
+            <w:tcBorders>
+              <w:top w:val="single" w:space="0" w:color="D3D3D3"/>
+              <w:bottom w:val="single" w:space="0" w:color="D3D3D3"/>
+              <w:start w:val="single" w:space="0" w:color="D3D3D3"/>
+              <w:end w:val="single" w:space="0" w:color="D3D3D3"/>
+            </w:tcBorders>
+          </w:tcPr>
+          <w:p>
+            <w:pPr>
+              <w:spacing w:before="0" w:after="60"/>
+              <w:keepNext/>
+              <w:jc w:val="center"/>
+            </w:pPr>
+            <w:r>
+              <w:rPr>
+                <w:rFonts w:ascii="Calibri" w:hAnsi="Calibri"/>
+                <w:sz w:val="20"/>
+              </w:rPr>
+              <w:t xml:space="default">820,407 (29.31%)</w:t>
+            </w:r>
+          </w:p>
+        </w:tc>
+        <w:tc>
+          <w:tcPr>
+            <w:tcBorders>
+              <w:top w:val="single" w:space="0" w:color="D3D3D3"/>
+              <w:bottom w:val="single" w:space="0" w:color="D3D3D3"/>
+              <w:start w:val="single" w:space="0" w:color="D3D3D3"/>
+              <w:end w:val="single" w:space="0" w:color="D3D3D3"/>
+            </w:tcBorders>
+          </w:tcPr>
+          <w:p>
+            <w:pPr>
+              <w:spacing w:before="0" w:after="60"/>
+              <w:keepNext/>
+              <w:jc w:val="center"/>
+            </w:pPr>
+            <w:r>
+              <w:rPr>
+                <w:rFonts w:ascii="Calibri" w:hAnsi="Calibri"/>
+                <w:sz w:val="20"/>
+              </w:rPr>
+              <w:t xml:space="default">1,143,268 (48.90%)</w:t>
+            </w:r>
+          </w:p>
+        </w:tc>
+        <w:tc>
+          <w:tcPr>
+            <w:tcBorders>
+              <w:top w:val="single" w:space="0" w:color="D3D3D3"/>
+              <w:bottom w:val="single" w:space="0" w:color="D3D3D3"/>
+              <w:start w:val="single" w:space="0" w:color="D3D3D3"/>
+              <w:end w:val="single" w:space="0" w:color="D3D3D3"/>
+            </w:tcBorders>
+          </w:tcPr>
+          <w:p>
+            <w:pPr>
+              <w:spacing w:before="0" w:after="60"/>
+              <w:keepNext/>
+              <w:jc w:val="center"/>
+            </w:pPr>
+            <w:r>
+              <w:rPr>
+                <w:rFonts w:ascii="Calibri" w:hAnsi="Calibri"/>
+                <w:sz w:val="20"/>
+              </w:rPr>
+              <w:t xml:space="default">80,262 (19.93%)</w:t>
+            </w:r>
+          </w:p>
+        </w:tc>
+        <w:tc>
+          <w:tcPr>
+            <w:tcBorders>
+              <w:top w:val="single" w:space="0" w:color="D3D3D3"/>
+              <w:bottom w:val="single" w:space="0" w:color="D3D3D3"/>
+              <w:start w:val="single" w:space="0" w:color="D3D3D3"/>
+              <w:end w:val="single" w:space="0" w:color="D3D3D3"/>
+            </w:tcBorders>
+          </w:tcPr>
+          <w:p>
+            <w:pPr>
+              <w:spacing w:before="0" w:after="60"/>
+              <w:keepNext/>
+              <w:jc w:val="center"/>
+            </w:pPr>
+            <w:r>
+              <w:rPr>
+                <w:rFonts w:ascii="Calibri" w:hAnsi="Calibri"/>
+                <w:sz w:val="20"/>
+              </w:rPr>
+              <w:t xml:space="default">142,171 (37.72%)</w:t>
             </w:r>
           </w:p>
         </w:tc>
@@ -1350,29 +1350,6 @@
                 <w:sz w:val="20"/>
               </w:rPr>
               <w:t xml:space="default">n (%)</w:t>
-            </w:r>
-          </w:p>
-        </w:tc>
-      </w:tr>
-      <w:tr>
-        <w:trPr>
-          <w:cantSplit/>
-        </w:trPr>
-        <w:tc>
-          <w:tcPr>
-            <w:gridSpan w:val="7"/>
-          </w:tcPr>
-          <w:p>
-            <w:pPr>
-              <w:spacing w:before="0" w:after="60"/>
-              <w:keepNext/>
-            </w:pPr>
-            <w:r>
-              <w:rPr>
-                <w:rFonts w:ascii="Calibri" w:hAnsi="Calibri"/>
-                <w:sz w:val="20"/>
-              </w:rPr>
-              <w:t xml:space="preserve">Abbreviation: CI = Confidence Interval</w:t>
             </w:r>
           </w:p>
         </w:tc>
